--- a/doc/202603 AstraWorld_Technical Test_La Ode Jodi.docx
+++ b/doc/202603 AstraWorld_Technical Test_La Ode Jodi.docx
@@ -10354,7 +10354,7 @@
           <w:b/>
           <w:bCs/>
         </w:rPr>
-        <w:t>1. Alur Arsitektur Data (High Level)</w:t>
+        <w:t>1. Alur Arsitektur Data</w:t>
       </w:r>
     </w:p>
     <w:p>
@@ -10604,6 +10604,9 @@
       <w:pPr>
         <w:spacing w:line="240" w:lineRule="auto"/>
       </w:pPr>
+      <w:r>
+        <w:t>https://github.com/jodilaode/maju-jaya.git</w:t>
+      </w:r>
     </w:p>
     <w:sectPr>
       <w:headerReference w:type="even" r:id="rId16"/>
